--- a/StandardSalesInvoiceExtended.docx
+++ b/StandardSalesInvoiceExtended.docx
@@ -46,11 +46,72 @@
                   <w:b/>
                   <w:bCs/>
                 </w:rPr>
+                <w:alias w:val="#Nav: /Header/District"/>
+                <w:tag w:val="#Nav: Standard_Sales_Invoice/1306"/>
+                <w:id w:val="1756552611"/>
+                <w:placeholder>
+                  <w:docPart w:val="DefaultPlaceholder_-1854013440"/>
+                </w:placeholder>
+                <w:dataBinding w:prefixMappings="xmlns:ns0='urn:microsoft-dynamics-nav/reports/Standard_Sales_Invoice/1306/'" w:xpath="/ns0:NavWordReportXmlPart[1]/ns0:Header[1]/ns0:District[1]" w:storeItemID="{8BCD1D8D-B23A-4084-822F-E250965334AB}"/>
+                <w:text/>
+              </w:sdtPr>
+              <w:sdtEndPr/>
+              <w:sdtContent>
+                <w:r>
+                  <w:rPr>
+                    <w:b/>
+                    <w:bCs/>
+                  </w:rPr>
+                  <w:t>District</w:t>
+                </w:r>
+              </w:sdtContent>
+            </w:sdt>
+            <w:r>
+              <w:rPr>
+                <w:b/>
+                <w:bCs/>
+              </w:rPr>
+              <w:t xml:space="preserve"> </w:t>
+            </w:r>
+            <w:r>
+              <w:rPr>
+                <w:b/>
+                <w:bCs/>
+              </w:rPr>
+              <w:t xml:space="preserve"> </w:t>
+            </w:r>
+            <w:r>
+              <w:rPr>
+                <w:b/>
+                <w:bCs/>
+              </w:rPr>
+              <w:t>-</w:t>
+            </w:r>
+            <w:r>
+              <w:rPr>
+                <w:b/>
+                <w:bCs/>
+              </w:rPr>
+              <w:t xml:space="preserve"> </w:t>
+            </w:r>
+            <w:r>
+              <w:rPr>
+                <w:b/>
+                <w:bCs/>
+              </w:rPr>
+              <w:t xml:space="preserve"> </w:t>
+            </w:r>
+            <w:sdt>
+              <w:sdtPr>
+                <w:rPr>
+                  <w:b/>
+                  <w:bCs/>
+                </w:rPr>
                 <w:alias w:val="#Nav: /Header/DocumentTitle_Lbl"/>
                 <w:tag w:val="#Nav: Standard_Sales_Invoice/1306"/>
                 <w:id w:val="286401239"/>
                 <w:placeholder>
-                  <w:docPart w:val="DefaultPlaceholder_-1854013440"/>
+                  <w:docPart w:val="8EB4B93359F64051932FED6BCBF47CD0"/>
                 </w:placeholder>
                 <w:dataBinding w:prefixMappings="xmlns:ns0='urn:microsoft-dynamics-nav/reports/Standard_Sales_Invoice/1306/'" w:xpath="/ns0:NavWordReportXmlPart[1]/ns0:Header[1]/ns0:DocumentTitle_Lbl[1]" w:storeItemID="{8BCD1D8D-B23A-4084-822F-E250965334AB}"/>
                 <w:text/>
@@ -75,12 +136,64 @@
               </w:rPr>
               <w:t xml:space="preserve"> </w:t>
             </w:r>
+            <w:sdt>
+              <w:sdtPr>
+                <w:rPr>
+                  <w:b/>
+                  <w:bCs/>
+                </w:rPr>
+                <w:alias w:val="#Nav: /Header/DocumentNo"/>
+                <w:tag w:val="#Nav: Standard_Sales_Invoice/1306"/>
+                <w:id w:val="1719781720"/>
+                <w:placeholder>
+                  <w:docPart w:val="70D7E2C9101E473197B7319D0BE5289C"/>
+                </w:placeholder>
+                <w:dataBinding w:prefixMappings="xmlns:ns0='urn:microsoft-dynamics-nav/reports/Standard_Sales_Invoice/1306/'" w:xpath="/ns0:NavWordReportXmlPart[1]/ns0:Header[1]/ns0:DocumentNo[1]" w:storeItemID="{8BCD1D8D-B23A-4084-822F-E250965334AB}"/>
+                <w:text/>
+              </w:sdtPr>
+              <w:sdtEndPr/>
+              <w:sdtContent>
+                <w:proofErr w:type="spellStart"/>
+                <w:r>
+                  <w:rPr>
+                    <w:b/>
+                    <w:bCs/>
+                  </w:rPr>
+                  <w:t>DocumentNo</w:t>
+                </w:r>
+                <w:proofErr w:type="spellEnd"/>
+              </w:sdtContent>
+            </w:sdt>
             <w:r>
               <w:rPr>
                 <w:b/>
                 <w:bCs/>
               </w:rPr>
-              <w:t xml:space="preserve">- </w:t>
+              <w:t xml:space="preserve"> </w:t>
+            </w:r>
+            <w:r>
+              <w:rPr>
+                <w:b/>
+                <w:bCs/>
+              </w:rPr>
+              <w:t xml:space="preserve"> </w:t>
+            </w:r>
+            <w:r>
+              <w:rPr>
+                <w:b/>
+                <w:bCs/>
+              </w:rPr>
+              <w:t>-</w:t>
+            </w:r>
+            <w:r>
+              <w:rPr>
+                <w:b/>
+                <w:bCs/>
+              </w:rPr>
+              <w:t xml:space="preserve"> </w:t>
+            </w:r>
+            <w:r>
+              <w:t xml:space="preserve"> </w:t>
             </w:r>
             <w:sdt>
               <w:sdtPr>
@@ -88,31 +201,74 @@
                   <w:b/>
                   <w:bCs/>
                 </w:rPr>
-                <w:alias w:val="#Nav: /Header/District"/>
+                <w:alias w:val="#Nav: /Header/CustomerNoLbl"/>
                 <w:tag w:val="#Nav: Standard_Sales_Invoice/1306"/>
-                <w:id w:val="1756552611"/>
+                <w:id w:val="-697691631"/>
                 <w:placeholder>
                   <w:docPart w:val="DefaultPlaceholder_-1854013440"/>
                 </w:placeholder>
-                <w:dataBinding w:prefixMappings="xmlns:ns0='urn:microsoft-dynamics-nav/reports/Standard_Sales_Invoice/1306/'" w:xpath="/ns0:NavWordReportXmlPart[1]/ns0:Header[1]/ns0:District[1]" w:storeItemID="{8BCD1D8D-B23A-4084-822F-E250965334AB}"/>
+                <w:dataBinding w:prefixMappings="xmlns:ns0='urn:microsoft-dynamics-nav/reports/Standard_Sales_Invoice/1306/'" w:xpath="/ns0:NavWordReportXmlPart[1]/ns0:Header[1]/ns0:CustomerNoLbl[1]" w:storeItemID="{8BCD1D8D-B23A-4084-822F-E250965334AB}"/>
                 <w:text/>
               </w:sdtPr>
               <w:sdtEndPr/>
               <w:sdtContent>
+                <w:proofErr w:type="spellStart"/>
                 <w:r>
                   <w:rPr>
                     <w:b/>
                     <w:bCs/>
                   </w:rPr>
-                  <w:t>District</w:t>
+                  <w:t>CustomerNoLbl</w:t>
                 </w:r>
+                <w:proofErr w:type="spellEnd"/>
+              </w:sdtContent>
+            </w:sdt>
+            <w:r>
+              <w:rPr>
+                <w:b/>
+                <w:bCs/>
+              </w:rPr>
+              <w:t xml:space="preserve"> </w:t>
+            </w:r>
+            <w:sdt>
+              <w:sdtPr>
+                <w:rPr>
+                  <w:b/>
+                  <w:bCs/>
+                </w:rPr>
+                <w:alias w:val="#Nav: /Header/SelltoCustomerNo"/>
+                <w:tag w:val="#Nav: Standard_Sales_Invoice/1306"/>
+                <w:id w:val="672535095"/>
+                <w:placeholder>
+                  <w:docPart w:val="2B487768EB4E4412ABEBD0E94B4B0D74"/>
+                </w:placeholder>
+                <w:dataBinding w:prefixMappings="xmlns:ns0='urn:microsoft-dynamics-nav/reports/Standard_Sales_Invoice/1306/'" w:xpath="/ns0:NavWordReportXmlPart[1]/ns0:Header[1]/ns0:SelltoCustomerNo[1]" w:storeItemID="{8BCD1D8D-B23A-4084-822F-E250965334AB}"/>
+                <w:text/>
+              </w:sdtPr>
+              <w:sdtEndPr/>
+              <w:sdtContent>
+                <w:proofErr w:type="spellStart"/>
+                <w:r>
+                  <w:rPr>
+                    <w:b/>
+                    <w:bCs/>
+                  </w:rPr>
+                  <w:t>SelltoCustomerNo</w:t>
+                </w:r>
+                <w:proofErr w:type="spellEnd"/>
               </w:sdtContent>
             </w:sdt>
           </w:p>
         </w:tc>
       </w:tr>
     </w:tbl>
-    <w:p/>
+    <w:p>
+      <w:pPr>
+        <w:rPr>
+          <w:lang w:val="en-US"/>
+        </w:rPr>
+      </w:pPr>
+    </w:p>
     <w:tbl>
       <w:tblPr>
         <w:tblStyle w:val="Tabel-Gitter"/>
@@ -704,13 +860,13 @@
               <w:b/>
               <w:bCs/>
             </w:rPr>
-            <w:alias w:val="#Nav: /Header/SelltoCustomerNo_Lbl"/>
+            <w:alias w:val="#Nav: /Header/CustomerNoLbl"/>
             <w:tag w:val="#Nav: Standard_Sales_Invoice/1306"/>
-            <w:id w:val="1504856932"/>
+            <w:id w:val="1371108546"/>
             <w:placeholder>
               <w:docPart w:val="DefaultPlaceholder_-1854013440"/>
             </w:placeholder>
-            <w:dataBinding w:prefixMappings="xmlns:ns0='urn:microsoft-dynamics-nav/reports/Standard_Sales_Invoice/1306/'" w:xpath="/ns0:NavWordReportXmlPart[1]/ns0:Header[1]/ns0:SelltoCustomerNo_Lbl[1]" w:storeItemID="{8BCD1D8D-B23A-4084-822F-E250965334AB}"/>
+            <w:dataBinding w:prefixMappings="xmlns:ns0='urn:microsoft-dynamics-nav/reports/Standard_Sales_Invoice/1306/'" w:xpath="/ns0:NavWordReportXmlPart[1]/ns0:Header[1]/ns0:CustomerNoLbl[1]" w:storeItemID="{8BCD1D8D-B23A-4084-822F-E250965334AB}"/>
             <w:text/>
           </w:sdtPr>
           <w:sdtEndPr/>
@@ -732,7 +888,7 @@
                     <w:b/>
                     <w:bCs/>
                   </w:rPr>
-                  <w:t>SelltoCustomerNo_Lbl</w:t>
+                  <w:t>CustomerNoLbl</w:t>
                 </w:r>
                 <w:proofErr w:type="spellEnd"/>
               </w:p>
@@ -804,13 +960,13 @@
               <w:b/>
               <w:bCs/>
             </w:rPr>
-            <w:alias w:val="#Nav: /Header/Line/ItemNo_Line_Lbl"/>
+            <w:alias w:val="#Nav: /Header/Line/Description_Line_Lbl"/>
             <w:tag w:val="#Nav: Standard_Sales_Invoice/1306"/>
-            <w:id w:val="627523510"/>
+            <w:id w:val="719410659"/>
             <w:placeholder>
               <w:docPart w:val="DefaultPlaceholder_-1854013440"/>
             </w:placeholder>
-            <w:dataBinding w:prefixMappings="xmlns:ns0='urn:microsoft-dynamics-nav/reports/Standard_Sales_Invoice/1306/'" w:xpath="/ns0:NavWordReportXmlPart[1]/ns0:Header[1]/ns0:Line[1]/ns0:ItemNo_Line_Lbl[1]" w:storeItemID="{8BCD1D8D-B23A-4084-822F-E250965334AB}"/>
+            <w:dataBinding w:prefixMappings="xmlns:ns0='urn:microsoft-dynamics-nav/reports/Standard_Sales_Invoice/1306/'" w:xpath="/ns0:NavWordReportXmlPart[1]/ns0:Header[1]/ns0:Line[1]/ns0:Description_Line_Lbl[1]" w:storeItemID="{8BCD1D8D-B23A-4084-822F-E250965334AB}"/>
             <w:text/>
           </w:sdtPr>
           <w:sdtEndPr/>
@@ -827,15 +983,13 @@
                     <w:bCs/>
                   </w:rPr>
                 </w:pPr>
-                <w:proofErr w:type="spellStart"/>
                 <w:r>
                   <w:rPr>
                     <w:b/>
                     <w:bCs/>
                   </w:rPr>
-                  <w:t>ItemNo_Line_Lbl</w:t>
+                  <w:t>Description_Line_Lbl</w:t>
                 </w:r>
-                <w:proofErr w:type="spellEnd"/>
               </w:p>
             </w:tc>
           </w:sdtContent>
@@ -1346,16 +1500,15 @@
       <w:tr>
         <w:sdt>
           <w:sdtPr>
-            <w:alias w:val="#Nav: /Header/MessageLine1"/>
-            <w:tag w:val="#Nav: Standard_Sales_Invoice/1306"/>
-            <w:id w:val="-1991698513"/>
+            <w:rPr>
+              <w:lang w:val="da-DK"/>
+            </w:rPr>
+            <w:id w:val="1343902866"/>
             <w:placeholder>
               <w:docPart w:val="DefaultPlaceholder_-1854013440"/>
             </w:placeholder>
-            <w:dataBinding w:prefixMappings="xmlns:ns0='urn:microsoft-dynamics-nav/reports/Standard_Sales_Invoice/1306/'" w:xpath="/ns0:NavWordReportXmlPart[1]/ns0:Header[1]/ns0:MessageLine1[1]" w:storeItemID="{8BCD1D8D-B23A-4084-822F-E250965334AB}"/>
-            <w:text/>
+            <w15:dataBinding w:prefixMappings="xmlns:ns0='urn:microsoft-dynamics-nav/reports/Standard_Sales_Invoice/1306/' " w:xpath="/ns0:NavWordReportXmlPart[1]/ns0:Header[1]/ns0:MessageLine1[1]" w:storeItemID="{8BCD1D8D-B23A-4084-822F-E250965334AB}" w16sdtdh:storeItemChecksum="pmxw7Q=="/>
           </w:sdtPr>
-          <w:sdtEndPr/>
           <w:sdtContent>
             <w:tc>
               <w:tcPr>
@@ -1488,24 +1641,18 @@
           <w:tcPr>
             <w:tcW w:w="10632" w:type="dxa"/>
           </w:tcPr>
-          <w:p/>
+          <w:p>
+            <w:pPr>
+              <w:rPr>
+                <w:lang w:val="da-DK"/>
+              </w:rPr>
+            </w:pPr>
+          </w:p>
         </w:tc>
       </w:tr>
     </w:tbl>
-    <w:p>
-      <w:pPr>
-        <w:rPr>
-          <w:lang w:val="en-US"/>
-        </w:rPr>
-      </w:pPr>
-    </w:p>
-    <w:p>
-      <w:pPr>
-        <w:rPr>
-          <w:lang w:val="en-US"/>
-        </w:rPr>
-      </w:pPr>
-    </w:p>
+    <w:p/>
+    <w:p/>
     <w:sectPr>
       <w:headerReference w:type="default" r:id="rId7"/>
       <w:footerReference w:type="default" r:id="rId8"/>
@@ -1608,7 +1755,11 @@
             <w:t xml:space="preserve"> </w:t>
           </w:r>
           <w:r>
-            <w:t>●</w:t>
+            <w:rPr>
+              <w:b/>
+              <w:bCs/>
+            </w:rPr>
+            <w:t>*</w:t>
           </w:r>
           <w:r>
             <w:t xml:space="preserve"> </w:t>
@@ -1647,7 +1798,11 @@
             <w:t xml:space="preserve"> </w:t>
           </w:r>
           <w:r>
-            <w:t>●</w:t>
+            <w:rPr>
+              <w:b/>
+              <w:bCs/>
+            </w:rPr>
+            <w:t>*</w:t>
           </w:r>
           <w:r>
             <w:t xml:space="preserve"> </w:t>
@@ -1686,7 +1841,11 @@
             <w:t xml:space="preserve"> </w:t>
           </w:r>
           <w:r>
-            <w:t>●</w:t>
+            <w:rPr>
+              <w:b/>
+              <w:bCs/>
+            </w:rPr>
+            <w:t>*</w:t>
           </w:r>
           <w:r>
             <w:t xml:space="preserve"> </w:t>
@@ -1727,7 +1886,11 @@
             <w:t xml:space="preserve"> </w:t>
           </w:r>
           <w:r>
-            <w:t>●</w:t>
+            <w:rPr>
+              <w:b/>
+              <w:bCs/>
+            </w:rPr>
+            <w:t>*</w:t>
           </w:r>
           <w:r>
             <w:t xml:space="preserve"> </w:t>
@@ -1821,7 +1984,11 @@
             <w:t xml:space="preserve"> </w:t>
           </w:r>
           <w:r>
-            <w:t>●</w:t>
+            <w:rPr>
+              <w:b/>
+              <w:bCs/>
+            </w:rPr>
+            <w:t>*</w:t>
           </w:r>
           <w:r>
             <w:t xml:space="preserve"> </w:t>
@@ -1862,7 +2029,11 @@
             <w:t xml:space="preserve"> </w:t>
           </w:r>
           <w:r>
-            <w:t>●</w:t>
+            <w:rPr>
+              <w:b/>
+              <w:bCs/>
+            </w:rPr>
+            <w:t>*</w:t>
           </w:r>
           <w:r>
             <w:t xml:space="preserve"> </w:t>
@@ -2084,6 +2255,70 @@
             <w:gridCol w:w="5969"/>
           </w:tblGrid>
           <w:tr>
+            <w:tc>
+              <w:tcPr>
+                <w:tcW w:w="5969" w:type="dxa"/>
+              </w:tcPr>
+              <w:p>
+                <w:pPr>
+                  <w:pStyle w:val="Undertitel"/>
+                  <w:rPr>
+                    <w:b/>
+                    <w:szCs w:val="22"/>
+                  </w:rPr>
+                </w:pPr>
+              </w:p>
+            </w:tc>
+          </w:tr>
+          <w:tr>
+            <w:tc>
+              <w:tcPr>
+                <w:tcW w:w="5969" w:type="dxa"/>
+              </w:tcPr>
+              <w:p>
+                <w:pPr>
+                  <w:pStyle w:val="Undertitel"/>
+                  <w:rPr>
+                    <w:b/>
+                    <w:szCs w:val="22"/>
+                  </w:rPr>
+                </w:pPr>
+              </w:p>
+            </w:tc>
+          </w:tr>
+          <w:tr>
+            <w:tc>
+              <w:tcPr>
+                <w:tcW w:w="5969" w:type="dxa"/>
+              </w:tcPr>
+              <w:p>
+                <w:pPr>
+                  <w:pStyle w:val="Undertitel"/>
+                  <w:rPr>
+                    <w:b/>
+                    <w:szCs w:val="22"/>
+                  </w:rPr>
+                </w:pPr>
+              </w:p>
+            </w:tc>
+          </w:tr>
+          <w:tr>
+            <w:tc>
+              <w:tcPr>
+                <w:tcW w:w="5969" w:type="dxa"/>
+              </w:tcPr>
+              <w:p>
+                <w:pPr>
+                  <w:pStyle w:val="Undertitel"/>
+                  <w:rPr>
+                    <w:b/>
+                    <w:szCs w:val="22"/>
+                  </w:rPr>
+                </w:pPr>
+              </w:p>
+            </w:tc>
+          </w:tr>
+          <w:tr>
             <w:sdt>
               <w:sdtPr>
                 <w:rPr>
@@ -2094,7 +2329,7 @@
                 <w:tag w:val="#Nav: Standard_Sales_Invoice/1306"/>
                 <w:id w:val="348296743"/>
                 <w:placeholder>
-                  <w:docPart w:val="453A216DEF794E57B26BC1F43948D6A0"/>
+                  <w:docPart w:val="9653BF0CFCEA4245B1E8D1480B5C04BE"/>
                 </w:placeholder>
                 <w:dataBinding w:prefixMappings="xmlns:ns0='urn:microsoft-dynamics-nav/reports/Standard_Sales_Invoice/1306/'" w:xpath="/ns0:NavWordReportXmlPart[1]/ns0:Header[1]/ns0:CustomerAddress1[1]" w:storeItemID="{8BCD1D8D-B23A-4084-822F-E250965334AB}"/>
                 <w:text/>
@@ -2136,7 +2371,7 @@
                 <w:tag w:val="#Nav: Standard_Sales_Invoice/1306"/>
                 <w:id w:val="-1370766018"/>
                 <w:placeholder>
-                  <w:docPart w:val="453A216DEF794E57B26BC1F43948D6A0"/>
+                  <w:docPart w:val="C5CC6287614A485FB08B19A9348D60F0"/>
                 </w:placeholder>
                 <w:dataBinding w:prefixMappings="xmlns:ns0='urn:microsoft-dynamics-nav/reports/Standard_Sales_Invoice/1306/'" w:xpath="/ns0:NavWordReportXmlPart[1]/ns0:Header[1]/ns0:CustomerAddress2[1]" w:storeItemID="{8BCD1D8D-B23A-4084-822F-E250965334AB}"/>
                 <w:text/>
@@ -2178,7 +2413,7 @@
                 <w:tag w:val="#Nav: Standard_Sales_Invoice/1306"/>
                 <w:id w:val="-1879302835"/>
                 <w:placeholder>
-                  <w:docPart w:val="453A216DEF794E57B26BC1F43948D6A0"/>
+                  <w:docPart w:val="27997AC3B87D477BA0F0413B8375797C"/>
                 </w:placeholder>
                 <w:dataBinding w:prefixMappings="xmlns:ns0='urn:microsoft-dynamics-nav/reports/Standard_Sales_Invoice/1306/'" w:xpath="/ns0:NavWordReportXmlPart[1]/ns0:Header[1]/ns0:CustomerAddress3[1]" w:storeItemID="{8BCD1D8D-B23A-4084-822F-E250965334AB}"/>
                 <w:text/>
@@ -2220,7 +2455,7 @@
                 <w:tag w:val="#Nav: Standard_Sales_Invoice/1306"/>
                 <w:id w:val="1307285553"/>
                 <w:placeholder>
-                  <w:docPart w:val="453A216DEF794E57B26BC1F43948D6A0"/>
+                  <w:docPart w:val="44E103941050467EBA96111CD57C3B66"/>
                 </w:placeholder>
                 <w:dataBinding w:prefixMappings="xmlns:ns0='urn:microsoft-dynamics-nav/reports/Standard_Sales_Invoice/1306/'" w:xpath="/ns0:NavWordReportXmlPart[1]/ns0:Header[1]/ns0:CustomerAddress4[1]" w:storeItemID="{8BCD1D8D-B23A-4084-822F-E250965334AB}"/>
                 <w:text/>
@@ -2262,7 +2497,7 @@
                 <w:tag w:val="#Nav: Standard_Sales_Invoice/1306"/>
                 <w:id w:val="260727216"/>
                 <w:placeholder>
-                  <w:docPart w:val="453A216DEF794E57B26BC1F43948D6A0"/>
+                  <w:docPart w:val="3BE10B2E841246468F438F7C72C583D0"/>
                 </w:placeholder>
                 <w:dataBinding w:prefixMappings="xmlns:ns0='urn:microsoft-dynamics-nav/reports/Standard_Sales_Invoice/1306/'" w:xpath="/ns0:NavWordReportXmlPart[1]/ns0:Header[1]/ns0:CustomerAddress5[1]" w:storeItemID="{8BCD1D8D-B23A-4084-822F-E250965334AB}"/>
                 <w:text/>
@@ -2304,7 +2539,7 @@
                 <w:tag w:val="#Nav: Standard_Sales_Invoice/1306"/>
                 <w:id w:val="-1774235037"/>
                 <w:placeholder>
-                  <w:docPart w:val="453A216DEF794E57B26BC1F43948D6A0"/>
+                  <w:docPart w:val="445D76FB12E04E2FB496B04E91207F39"/>
                 </w:placeholder>
                 <w:dataBinding w:prefixMappings="xmlns:ns0='urn:microsoft-dynamics-nav/reports/Standard_Sales_Invoice/1306/'" w:xpath="/ns0:NavWordReportXmlPart[1]/ns0:Header[1]/ns0:CustomerAddress6[1]" w:storeItemID="{8BCD1D8D-B23A-4084-822F-E250965334AB}"/>
                 <w:text/>
@@ -2346,7 +2581,7 @@
                 <w:tag w:val="#Nav: Standard_Sales_Invoice/1306"/>
                 <w:id w:val="-1318490492"/>
                 <w:placeholder>
-                  <w:docPart w:val="453A216DEF794E57B26BC1F43948D6A0"/>
+                  <w:docPart w:val="9B47C8DE5AA64866B37A613423A6524E"/>
                 </w:placeholder>
                 <w:dataBinding w:prefixMappings="xmlns:ns0='urn:microsoft-dynamics-nav/reports/Standard_Sales_Invoice/1306/'" w:xpath="/ns0:NavWordReportXmlPart[1]/ns0:Header[1]/ns0:CustomerAddress7[1]" w:storeItemID="{8BCD1D8D-B23A-4084-822F-E250965334AB}"/>
                 <w:text/>
@@ -2388,7 +2623,7 @@
                 <w:tag w:val="#Nav: Standard_Sales_Invoice/1306"/>
                 <w:id w:val="-1849085000"/>
                 <w:placeholder>
-                  <w:docPart w:val="453A216DEF794E57B26BC1F43948D6A0"/>
+                  <w:docPart w:val="FBD2A8B86509426F82043BF18CCDD05D"/>
                 </w:placeholder>
                 <w:dataBinding w:prefixMappings="xmlns:ns0='urn:microsoft-dynamics-nav/reports/Standard_Sales_Invoice/1306/'" w:xpath="/ns0:NavWordReportXmlPart[1]/ns0:Header[1]/ns0:CustomerAddress8[1]" w:storeItemID="{8BCD1D8D-B23A-4084-822F-E250965334AB}"/>
                 <w:text/>
@@ -2465,9 +2700,9 @@
                   <w:noProof/>
                 </w:rPr>
                 <w:drawing>
-                  <wp:inline distT="0" distB="0" distL="0" distR="0" wp14:anchorId="3B74ECB1" wp14:editId="2C1579C8">
-                    <wp:extent cx="1080000" cy="1080000"/>
-                    <wp:effectExtent l="0" t="0" r="6350" b="6350"/>
+                  <wp:inline distT="0" distB="0" distL="0" distR="0" wp14:anchorId="3B74ECB1" wp14:editId="3E864D81">
+                    <wp:extent cx="1766199" cy="1766199"/>
+                    <wp:effectExtent l="0" t="0" r="5715" b="5715"/>
                     <wp:docPr id="1" name="Picture 2"/>
                     <wp:cNvGraphicFramePr>
                       <a:graphicFrameLocks xmlns:a="http://schemas.openxmlformats.org/drawingml/2006/main" noChangeAspect="1"/>
@@ -2490,7 +2725,7 @@
                           <pic:spPr bwMode="auto">
                             <a:xfrm>
                               <a:off x="0" y="0"/>
-                              <a:ext cx="1080000" cy="1080000"/>
+                              <a:ext cx="1766199" cy="1766199"/>
                             </a:xfrm>
                             <a:prstGeom prst="rect">
                               <a:avLst/>
@@ -3158,35 +3393,6 @@
   <w:docParts>
     <w:docPart>
       <w:docPartPr>
-        <w:name w:val="453A216DEF794E57B26BC1F43948D6A0"/>
-        <w:category>
-          <w:name w:val="Generelt"/>
-          <w:gallery w:val="placeholder"/>
-        </w:category>
-        <w:types>
-          <w:type w:val="bbPlcHdr"/>
-        </w:types>
-        <w:behaviors>
-          <w:behavior w:val="content"/>
-        </w:behaviors>
-        <w:guid w:val="{DB71A96F-3A85-4033-807D-37E36B888822}"/>
-      </w:docPartPr>
-      <w:docPartBody>
-        <w:p>
-          <w:pPr>
-            <w:pStyle w:val="453A216DEF794E57B26BC1F43948D6A0"/>
-          </w:pPr>
-          <w:r>
-            <w:rPr>
-              <w:rStyle w:val="Pladsholdertekst"/>
-            </w:rPr>
-            <w:t>Click or tap here to enter text.</w:t>
-          </w:r>
-        </w:p>
-      </w:docPartBody>
-    </w:docPart>
-    <w:docPart>
-      <w:docPartPr>
         <w:name w:val="DefaultPlaceholder_-1854013440"/>
         <w:category>
           <w:name w:val="Generelt"/>
@@ -3527,6 +3733,325 @@
         </w:p>
       </w:docPartBody>
     </w:docPart>
+    <w:docPart>
+      <w:docPartPr>
+        <w:name w:val="FBD2A8B86509426F82043BF18CCDD05D"/>
+        <w:category>
+          <w:name w:val="Generelt"/>
+          <w:gallery w:val="placeholder"/>
+        </w:category>
+        <w:types>
+          <w:type w:val="bbPlcHdr"/>
+        </w:types>
+        <w:behaviors>
+          <w:behavior w:val="content"/>
+        </w:behaviors>
+        <w:guid w:val="{6BC1342F-4103-4357-9F97-92F025EBE33E}"/>
+      </w:docPartPr>
+      <w:docPartBody>
+        <w:p>
+          <w:pPr>
+            <w:pStyle w:val="FBD2A8B86509426F82043BF18CCDD05D"/>
+          </w:pPr>
+          <w:r>
+            <w:rPr>
+              <w:rStyle w:val="Pladsholdertekst"/>
+            </w:rPr>
+            <w:t>Click or tap here to enter text.</w:t>
+          </w:r>
+        </w:p>
+      </w:docPartBody>
+    </w:docPart>
+    <w:docPart>
+      <w:docPartPr>
+        <w:name w:val="9B47C8DE5AA64866B37A613423A6524E"/>
+        <w:category>
+          <w:name w:val="Generelt"/>
+          <w:gallery w:val="placeholder"/>
+        </w:category>
+        <w:types>
+          <w:type w:val="bbPlcHdr"/>
+        </w:types>
+        <w:behaviors>
+          <w:behavior w:val="content"/>
+        </w:behaviors>
+        <w:guid w:val="{3F4967F6-3D9A-48E5-B411-C0AE758A5660}"/>
+      </w:docPartPr>
+      <w:docPartBody>
+        <w:p>
+          <w:pPr>
+            <w:pStyle w:val="9B47C8DE5AA64866B37A613423A6524E"/>
+          </w:pPr>
+          <w:r>
+            <w:rPr>
+              <w:rStyle w:val="Pladsholdertekst"/>
+            </w:rPr>
+            <w:t>Click or tap here to enter text.</w:t>
+          </w:r>
+        </w:p>
+      </w:docPartBody>
+    </w:docPart>
+    <w:docPart>
+      <w:docPartPr>
+        <w:name w:val="445D76FB12E04E2FB496B04E91207F39"/>
+        <w:category>
+          <w:name w:val="Generelt"/>
+          <w:gallery w:val="placeholder"/>
+        </w:category>
+        <w:types>
+          <w:type w:val="bbPlcHdr"/>
+        </w:types>
+        <w:behaviors>
+          <w:behavior w:val="content"/>
+        </w:behaviors>
+        <w:guid w:val="{82AA94A9-8AB6-4380-BD39-9DC888BC5A20}"/>
+      </w:docPartPr>
+      <w:docPartBody>
+        <w:p>
+          <w:pPr>
+            <w:pStyle w:val="445D76FB12E04E2FB496B04E91207F39"/>
+          </w:pPr>
+          <w:r>
+            <w:rPr>
+              <w:rStyle w:val="Pladsholdertekst"/>
+            </w:rPr>
+            <w:t>Click or tap here to enter text.</w:t>
+          </w:r>
+        </w:p>
+      </w:docPartBody>
+    </w:docPart>
+    <w:docPart>
+      <w:docPartPr>
+        <w:name w:val="3BE10B2E841246468F438F7C72C583D0"/>
+        <w:category>
+          <w:name w:val="Generelt"/>
+          <w:gallery w:val="placeholder"/>
+        </w:category>
+        <w:types>
+          <w:type w:val="bbPlcHdr"/>
+        </w:types>
+        <w:behaviors>
+          <w:behavior w:val="content"/>
+        </w:behaviors>
+        <w:guid w:val="{85F6677A-456C-4E33-9D18-85F4C6ADBD1B}"/>
+      </w:docPartPr>
+      <w:docPartBody>
+        <w:p>
+          <w:pPr>
+            <w:pStyle w:val="3BE10B2E841246468F438F7C72C583D0"/>
+          </w:pPr>
+          <w:r>
+            <w:rPr>
+              <w:rStyle w:val="Pladsholdertekst"/>
+            </w:rPr>
+            <w:t>Click or tap here to enter text.</w:t>
+          </w:r>
+        </w:p>
+      </w:docPartBody>
+    </w:docPart>
+    <w:docPart>
+      <w:docPartPr>
+        <w:name w:val="44E103941050467EBA96111CD57C3B66"/>
+        <w:category>
+          <w:name w:val="Generelt"/>
+          <w:gallery w:val="placeholder"/>
+        </w:category>
+        <w:types>
+          <w:type w:val="bbPlcHdr"/>
+        </w:types>
+        <w:behaviors>
+          <w:behavior w:val="content"/>
+        </w:behaviors>
+        <w:guid w:val="{1A1E8BEA-D690-4192-95BB-FDF1AF55B3AD}"/>
+      </w:docPartPr>
+      <w:docPartBody>
+        <w:p>
+          <w:pPr>
+            <w:pStyle w:val="44E103941050467EBA96111CD57C3B66"/>
+          </w:pPr>
+          <w:r>
+            <w:rPr>
+              <w:rStyle w:val="Pladsholdertekst"/>
+            </w:rPr>
+            <w:t>Click or tap here to enter text.</w:t>
+          </w:r>
+        </w:p>
+      </w:docPartBody>
+    </w:docPart>
+    <w:docPart>
+      <w:docPartPr>
+        <w:name w:val="27997AC3B87D477BA0F0413B8375797C"/>
+        <w:category>
+          <w:name w:val="Generelt"/>
+          <w:gallery w:val="placeholder"/>
+        </w:category>
+        <w:types>
+          <w:type w:val="bbPlcHdr"/>
+        </w:types>
+        <w:behaviors>
+          <w:behavior w:val="content"/>
+        </w:behaviors>
+        <w:guid w:val="{CA442A3F-E719-4EED-8B88-28A88E197E81}"/>
+      </w:docPartPr>
+      <w:docPartBody>
+        <w:p>
+          <w:pPr>
+            <w:pStyle w:val="27997AC3B87D477BA0F0413B8375797C"/>
+          </w:pPr>
+          <w:r>
+            <w:rPr>
+              <w:rStyle w:val="Pladsholdertekst"/>
+            </w:rPr>
+            <w:t>Click or tap here to enter text.</w:t>
+          </w:r>
+        </w:p>
+      </w:docPartBody>
+    </w:docPart>
+    <w:docPart>
+      <w:docPartPr>
+        <w:name w:val="C5CC6287614A485FB08B19A9348D60F0"/>
+        <w:category>
+          <w:name w:val="Generelt"/>
+          <w:gallery w:val="placeholder"/>
+        </w:category>
+        <w:types>
+          <w:type w:val="bbPlcHdr"/>
+        </w:types>
+        <w:behaviors>
+          <w:behavior w:val="content"/>
+        </w:behaviors>
+        <w:guid w:val="{E0441031-1667-4419-9EF6-3F5BF79304EF}"/>
+      </w:docPartPr>
+      <w:docPartBody>
+        <w:p>
+          <w:pPr>
+            <w:pStyle w:val="C5CC6287614A485FB08B19A9348D60F0"/>
+          </w:pPr>
+          <w:r>
+            <w:rPr>
+              <w:rStyle w:val="Pladsholdertekst"/>
+            </w:rPr>
+            <w:t>Click or tap here to enter text.</w:t>
+          </w:r>
+        </w:p>
+      </w:docPartBody>
+    </w:docPart>
+    <w:docPart>
+      <w:docPartPr>
+        <w:name w:val="9653BF0CFCEA4245B1E8D1480B5C04BE"/>
+        <w:category>
+          <w:name w:val="Generelt"/>
+          <w:gallery w:val="placeholder"/>
+        </w:category>
+        <w:types>
+          <w:type w:val="bbPlcHdr"/>
+        </w:types>
+        <w:behaviors>
+          <w:behavior w:val="content"/>
+        </w:behaviors>
+        <w:guid w:val="{AF2B41E4-C79E-4561-BAA4-2EDEB5CBCEFE}"/>
+      </w:docPartPr>
+      <w:docPartBody>
+        <w:p>
+          <w:pPr>
+            <w:pStyle w:val="9653BF0CFCEA4245B1E8D1480B5C04BE"/>
+          </w:pPr>
+          <w:r>
+            <w:rPr>
+              <w:rStyle w:val="Pladsholdertekst"/>
+            </w:rPr>
+            <w:t>Click or tap here to enter text.</w:t>
+          </w:r>
+        </w:p>
+      </w:docPartBody>
+    </w:docPart>
+    <w:docPart>
+      <w:docPartPr>
+        <w:name w:val="8EB4B93359F64051932FED6BCBF47CD0"/>
+        <w:category>
+          <w:name w:val="Generelt"/>
+          <w:gallery w:val="placeholder"/>
+        </w:category>
+        <w:types>
+          <w:type w:val="bbPlcHdr"/>
+        </w:types>
+        <w:behaviors>
+          <w:behavior w:val="content"/>
+        </w:behaviors>
+        <w:guid w:val="{9C86988D-ED9D-4166-B853-BE6E99F655F7}"/>
+      </w:docPartPr>
+      <w:docPartBody>
+        <w:p>
+          <w:pPr>
+            <w:pStyle w:val="8EB4B93359F64051932FED6BCBF47CD0"/>
+          </w:pPr>
+          <w:r>
+            <w:rPr>
+              <w:rStyle w:val="Pladsholdertekst"/>
+            </w:rPr>
+            <w:t>Klik eller tryk her for at skrive tekst.</w:t>
+          </w:r>
+        </w:p>
+      </w:docPartBody>
+    </w:docPart>
+    <w:docPart>
+      <w:docPartPr>
+        <w:name w:val="70D7E2C9101E473197B7319D0BE5289C"/>
+        <w:category>
+          <w:name w:val="Generelt"/>
+          <w:gallery w:val="placeholder"/>
+        </w:category>
+        <w:types>
+          <w:type w:val="bbPlcHdr"/>
+        </w:types>
+        <w:behaviors>
+          <w:behavior w:val="content"/>
+        </w:behaviors>
+        <w:guid w:val="{571E2FB3-19A0-4791-B26F-2E83F88AE493}"/>
+      </w:docPartPr>
+      <w:docPartBody>
+        <w:p>
+          <w:pPr>
+            <w:pStyle w:val="70D7E2C9101E473197B7319D0BE5289C"/>
+          </w:pPr>
+          <w:r>
+            <w:rPr>
+              <w:rStyle w:val="Pladsholdertekst"/>
+            </w:rPr>
+            <w:t>Klik eller tryk her for at skrive tekst.</w:t>
+          </w:r>
+        </w:p>
+      </w:docPartBody>
+    </w:docPart>
+    <w:docPart>
+      <w:docPartPr>
+        <w:name w:val="2B487768EB4E4412ABEBD0E94B4B0D74"/>
+        <w:category>
+          <w:name w:val="Generelt"/>
+          <w:gallery w:val="placeholder"/>
+        </w:category>
+        <w:types>
+          <w:type w:val="bbPlcHdr"/>
+        </w:types>
+        <w:behaviors>
+          <w:behavior w:val="content"/>
+        </w:behaviors>
+        <w:guid w:val="{FC8DCD0D-7661-4DD4-9AE0-A7EA4E39C6B3}"/>
+      </w:docPartPr>
+      <w:docPartBody>
+        <w:p>
+          <w:pPr>
+            <w:pStyle w:val="2B487768EB4E4412ABEBD0E94B4B0D74"/>
+          </w:pPr>
+          <w:r>
+            <w:rPr>
+              <w:rStyle w:val="Pladsholdertekst"/>
+            </w:rPr>
+            <w:t>Klik eller tryk her for at skrive tekst.</w:t>
+          </w:r>
+        </w:p>
+      </w:docPartBody>
+    </w:docPart>
   </w:docParts>
 </w:glossaryDocument>
 </file>
@@ -3586,18 +4111,22 @@
     <w:rsid w:val="0008146C"/>
     <w:rsid w:val="00091612"/>
     <w:rsid w:val="000A11DF"/>
+    <w:rsid w:val="000C08A5"/>
     <w:rsid w:val="00100208"/>
     <w:rsid w:val="00132073"/>
     <w:rsid w:val="001333C3"/>
+    <w:rsid w:val="00133ACB"/>
     <w:rsid w:val="00153754"/>
     <w:rsid w:val="0018016C"/>
     <w:rsid w:val="0018162E"/>
     <w:rsid w:val="001C287B"/>
     <w:rsid w:val="001C3916"/>
     <w:rsid w:val="001C3DDB"/>
+    <w:rsid w:val="001E081C"/>
     <w:rsid w:val="001F7768"/>
     <w:rsid w:val="00215021"/>
     <w:rsid w:val="00217D43"/>
+    <w:rsid w:val="00244C46"/>
     <w:rsid w:val="00246B8D"/>
     <w:rsid w:val="00257740"/>
     <w:rsid w:val="002658A8"/>
@@ -3605,11 +4134,16 @@
     <w:rsid w:val="002C1AB7"/>
     <w:rsid w:val="002D1F33"/>
     <w:rsid w:val="002F06F9"/>
+    <w:rsid w:val="002F130C"/>
     <w:rsid w:val="002F2925"/>
     <w:rsid w:val="00301F7F"/>
+    <w:rsid w:val="003157E0"/>
     <w:rsid w:val="00320307"/>
     <w:rsid w:val="00325E2F"/>
+    <w:rsid w:val="00343E6E"/>
+    <w:rsid w:val="003467DC"/>
     <w:rsid w:val="003651A1"/>
+    <w:rsid w:val="0036542F"/>
     <w:rsid w:val="00365516"/>
     <w:rsid w:val="00387FBA"/>
     <w:rsid w:val="003C7DB2"/>
@@ -3618,6 +4152,7 @@
     <w:rsid w:val="00415B1F"/>
     <w:rsid w:val="00422EFA"/>
     <w:rsid w:val="00436573"/>
+    <w:rsid w:val="004409D9"/>
     <w:rsid w:val="0046018E"/>
     <w:rsid w:val="0047031B"/>
     <w:rsid w:val="00486F4F"/>
@@ -3626,10 +4161,12 @@
     <w:rsid w:val="004B5802"/>
     <w:rsid w:val="004C0E38"/>
     <w:rsid w:val="004D3772"/>
+    <w:rsid w:val="0050693E"/>
     <w:rsid w:val="00513122"/>
     <w:rsid w:val="0053492F"/>
     <w:rsid w:val="00536335"/>
     <w:rsid w:val="00556048"/>
+    <w:rsid w:val="005907AC"/>
     <w:rsid w:val="00592FCB"/>
     <w:rsid w:val="005C1DB7"/>
     <w:rsid w:val="005D05BF"/>
@@ -3645,12 +4182,14 @@
     <w:rsid w:val="00686842"/>
     <w:rsid w:val="00690029"/>
     <w:rsid w:val="00697AA3"/>
+    <w:rsid w:val="006B268D"/>
     <w:rsid w:val="006C18E8"/>
     <w:rsid w:val="006C39DE"/>
     <w:rsid w:val="006E3EF5"/>
     <w:rsid w:val="006E5765"/>
     <w:rsid w:val="006F688F"/>
     <w:rsid w:val="00707250"/>
+    <w:rsid w:val="007309C8"/>
     <w:rsid w:val="00737481"/>
     <w:rsid w:val="00740517"/>
     <w:rsid w:val="00762F65"/>
@@ -3659,6 +4198,7 @@
     <w:rsid w:val="0079172A"/>
     <w:rsid w:val="007924FA"/>
     <w:rsid w:val="00793D88"/>
+    <w:rsid w:val="007A5550"/>
     <w:rsid w:val="007D256A"/>
     <w:rsid w:val="007E1034"/>
     <w:rsid w:val="007F2135"/>
@@ -3669,7 +4209,10 @@
     <w:rsid w:val="0083728C"/>
     <w:rsid w:val="00842746"/>
     <w:rsid w:val="008521FB"/>
+    <w:rsid w:val="008669C7"/>
+    <w:rsid w:val="00897731"/>
     <w:rsid w:val="008A18AD"/>
+    <w:rsid w:val="008A3E7F"/>
     <w:rsid w:val="008B3893"/>
     <w:rsid w:val="008D2214"/>
     <w:rsid w:val="008E0808"/>
@@ -3677,6 +4220,7 @@
     <w:rsid w:val="00920437"/>
     <w:rsid w:val="009224F1"/>
     <w:rsid w:val="0092475F"/>
+    <w:rsid w:val="00946C0A"/>
     <w:rsid w:val="00947D05"/>
     <w:rsid w:val="00955DA5"/>
     <w:rsid w:val="00955E4D"/>
@@ -3686,6 +4230,7 @@
     <w:rsid w:val="009C43A6"/>
     <w:rsid w:val="009C5A20"/>
     <w:rsid w:val="009E438D"/>
+    <w:rsid w:val="00A03365"/>
     <w:rsid w:val="00A13CCC"/>
     <w:rsid w:val="00A202E2"/>
     <w:rsid w:val="00A25D66"/>
@@ -3707,9 +4252,11 @@
     <w:rsid w:val="00B35795"/>
     <w:rsid w:val="00B47638"/>
     <w:rsid w:val="00B47FE0"/>
+    <w:rsid w:val="00B53F42"/>
     <w:rsid w:val="00B62079"/>
     <w:rsid w:val="00B663B7"/>
     <w:rsid w:val="00B915EA"/>
+    <w:rsid w:val="00B92179"/>
     <w:rsid w:val="00BA1F79"/>
     <w:rsid w:val="00BB3BF8"/>
     <w:rsid w:val="00BD7D4A"/>
@@ -3718,6 +4265,7 @@
     <w:rsid w:val="00C17C74"/>
     <w:rsid w:val="00C54F3B"/>
     <w:rsid w:val="00C72273"/>
+    <w:rsid w:val="00CA0A68"/>
     <w:rsid w:val="00CA1194"/>
     <w:rsid w:val="00CC04C7"/>
     <w:rsid w:val="00D13629"/>
@@ -3746,6 +4294,8 @@
     <w:rsid w:val="00F04797"/>
     <w:rsid w:val="00F07D19"/>
     <w:rsid w:val="00F360F5"/>
+    <w:rsid w:val="00F4328F"/>
+    <w:rsid w:val="00F74799"/>
     <w:rsid w:val="00F844FD"/>
     <w:rsid w:val="00F92F9E"/>
     <w:rsid w:val="00F947ED"/>
@@ -4206,14 +4756,10 @@
     <w:basedOn w:val="Standardskrifttypeiafsnit"/>
     <w:uiPriority w:val="99"/>
     <w:semiHidden/>
-    <w:rsid w:val="007634BF"/>
+    <w:rsid w:val="00CA0A68"/>
     <w:rPr>
       <w:color w:val="808080"/>
     </w:rPr>
-  </w:style>
-  <w:style w:type="paragraph" w:customStyle="1" w:styleId="453A216DEF794E57B26BC1F43948D6A0">
-    <w:name w:val="453A216DEF794E57B26BC1F43948D6A0"/>
-    <w:rsid w:val="00B35795"/>
   </w:style>
   <w:style w:type="paragraph" w:customStyle="1" w:styleId="B1636E908C7A471E9C2242060132E5E1">
     <w:name w:val="B1636E908C7A471E9C2242060132E5E1"/>
@@ -4254,6 +4800,50 @@
   <w:style w:type="paragraph" w:customStyle="1" w:styleId="B80D8DDB0B3348E68FB7892257A22BB3">
     <w:name w:val="B80D8DDB0B3348E68FB7892257A22BB3"/>
     <w:rsid w:val="00A822BF"/>
+  </w:style>
+  <w:style w:type="paragraph" w:customStyle="1" w:styleId="FBD2A8B86509426F82043BF18CCDD05D">
+    <w:name w:val="FBD2A8B86509426F82043BF18CCDD05D"/>
+    <w:rsid w:val="003157E0"/>
+  </w:style>
+  <w:style w:type="paragraph" w:customStyle="1" w:styleId="9B47C8DE5AA64866B37A613423A6524E">
+    <w:name w:val="9B47C8DE5AA64866B37A613423A6524E"/>
+    <w:rsid w:val="003157E0"/>
+  </w:style>
+  <w:style w:type="paragraph" w:customStyle="1" w:styleId="445D76FB12E04E2FB496B04E91207F39">
+    <w:name w:val="445D76FB12E04E2FB496B04E91207F39"/>
+    <w:rsid w:val="003157E0"/>
+  </w:style>
+  <w:style w:type="paragraph" w:customStyle="1" w:styleId="3BE10B2E841246468F438F7C72C583D0">
+    <w:name w:val="3BE10B2E841246468F438F7C72C583D0"/>
+    <w:rsid w:val="003157E0"/>
+  </w:style>
+  <w:style w:type="paragraph" w:customStyle="1" w:styleId="44E103941050467EBA96111CD57C3B66">
+    <w:name w:val="44E103941050467EBA96111CD57C3B66"/>
+    <w:rsid w:val="003157E0"/>
+  </w:style>
+  <w:style w:type="paragraph" w:customStyle="1" w:styleId="27997AC3B87D477BA0F0413B8375797C">
+    <w:name w:val="27997AC3B87D477BA0F0413B8375797C"/>
+    <w:rsid w:val="003157E0"/>
+  </w:style>
+  <w:style w:type="paragraph" w:customStyle="1" w:styleId="C5CC6287614A485FB08B19A9348D60F0">
+    <w:name w:val="C5CC6287614A485FB08B19A9348D60F0"/>
+    <w:rsid w:val="003157E0"/>
+  </w:style>
+  <w:style w:type="paragraph" w:customStyle="1" w:styleId="9653BF0CFCEA4245B1E8D1480B5C04BE">
+    <w:name w:val="9653BF0CFCEA4245B1E8D1480B5C04BE"/>
+    <w:rsid w:val="003157E0"/>
+  </w:style>
+  <w:style w:type="paragraph" w:customStyle="1" w:styleId="8EB4B93359F64051932FED6BCBF47CD0">
+    <w:name w:val="8EB4B93359F64051932FED6BCBF47CD0"/>
+    <w:rsid w:val="008A3E7F"/>
+  </w:style>
+  <w:style w:type="paragraph" w:customStyle="1" w:styleId="70D7E2C9101E473197B7319D0BE5289C">
+    <w:name w:val="70D7E2C9101E473197B7319D0BE5289C"/>
+    <w:rsid w:val="008A3E7F"/>
+  </w:style>
+  <w:style w:type="paragraph" w:customStyle="1" w:styleId="2B487768EB4E4412ABEBD0E94B4B0D74">
+    <w:name w:val="2B487768EB4E4412ABEBD0E94B4B0D74"/>
+    <w:rsid w:val="008A3E7F"/>
   </w:style>
 </w:styles>
 </file>
@@ -4682,6 +5272,8 @@
  
          < C u s t o m e r A d d r e s s 8 > C u s t o m e r A d d r e s s 8 < / C u s t o m e r A d d r e s s 8 >   
+         < C u s t o m e r N o L b l > C u s t o m e r N o L b l < / C u s t o m e r N o L b l > + 
          < C u s t o m e r P o s t a l B a r C o d e > C u s t o m e r P o s t a l B a r C o d e < / C u s t o m e r P o s t a l B a r C o d e >   
          < D e p a r t u r e D a t e > D e p a r t u r e D a t e < / D e p a r t u r e D a t e > 